--- a/synthetic/output/representatives/representatives.docx
+++ b/synthetic/output/representatives/representatives.docx
@@ -22,7 +22,7 @@
           </w:tcPr>
           <w:p>
             <w:r>
-              <w:t>rep id</w:t>
+              <w:t>representative id</w:t>
             </w:r>
           </w:p>
         </w:tc>
@@ -32,7 +32,7 @@
           </w:tcPr>
           <w:p>
             <w:r>
-              <w:t>first name</w:t>
+              <w:t>given name</w:t>
             </w:r>
           </w:p>
         </w:tc>
@@ -52,7 +52,7 @@
           </w:tcPr>
           <w:p>
             <w:r>
-              <w:t>territory id</w:t>
+              <w:t>territory code</w:t>
             </w:r>
           </w:p>
         </w:tc>
@@ -62,7 +62,7 @@
           </w:tcPr>
           <w:p>
             <w:r>
-              <w:t>email</w:t>
+              <w:t>date joined</w:t>
             </w:r>
           </w:p>
         </w:tc>
@@ -114,7 +114,7 @@
           </w:tcPr>
           <w:p>
             <w:r>
-              <w:t>T007</w:t>
+              <w:t>T002</w:t>
             </w:r>
           </w:p>
         </w:tc>
@@ -124,7 +124,7 @@
           </w:tcPr>
           <w:p>
             <w:r>
-              <w:t>aishani.bassi1@example.com</w:t>
+              <w:t>2025-04-12</w:t>
             </w:r>
           </w:p>
         </w:tc>
@@ -134,7 +134,7 @@
           </w:tcPr>
           <w:p>
             <w:r>
-              <w:t>ACTIVE</w:t>
+              <w:t>Active</w:t>
             </w:r>
           </w:p>
         </w:tc>
@@ -147,68 +147,6 @@
           <w:p>
             <w:r>
               <w:t>FR0002</w:t>
-            </w:r>
-          </w:p>
-        </w:tc>
-        <w:tc>
-          <w:tcPr>
-            <w:tcW w:type="dxa" w:w="1440"/>
-          </w:tcPr>
-          <w:p>
-            <w:r>
-              <w:t>Tripti</w:t>
-            </w:r>
-          </w:p>
-        </w:tc>
-        <w:tc>
-          <w:tcPr>
-            <w:tcW w:type="dxa" w:w="1440"/>
-          </w:tcPr>
-          <w:p>
-            <w:r>
-              <w:t>Yadav</w:t>
-            </w:r>
-          </w:p>
-        </w:tc>
-        <w:tc>
-          <w:tcPr>
-            <w:tcW w:type="dxa" w:w="1440"/>
-          </w:tcPr>
-          <w:p>
-            <w:r>
-              <w:t>T018</w:t>
-            </w:r>
-          </w:p>
-        </w:tc>
-        <w:tc>
-          <w:tcPr>
-            <w:tcW w:type="dxa" w:w="1440"/>
-          </w:tcPr>
-          <w:p>
-            <w:r>
-              <w:t>tripti.yadav2@example.com</w:t>
-            </w:r>
-          </w:p>
-        </w:tc>
-        <w:tc>
-          <w:tcPr>
-            <w:tcW w:type="dxa" w:w="1440"/>
-          </w:tcPr>
-          <w:p>
-            <w:r>
-              <w:t>ACTIVE</w:t>
-            </w:r>
-          </w:p>
-        </w:tc>
-      </w:tr>
-      <w:tr>
-        <w:tc>
-          <w:tcPr>
-            <w:tcW w:type="dxa" w:w="1440"/>
-          </w:tcPr>
-          <w:p>
-            <w:r>
-              <w:t>FR0003</w:t>
             </w:r>
           </w:p>
         </w:tc>
@@ -238,7 +176,7 @@
           </w:tcPr>
           <w:p>
             <w:r>
-              <w:t>T014</w:t>
+              <w:t>T015</w:t>
             </w:r>
           </w:p>
         </w:tc>
@@ -248,7 +186,7 @@
           </w:tcPr>
           <w:p>
             <w:r>
-              <w:t>jeet.radhakrishnan3@example.com</w:t>
+              <w:t>2022-01-08</w:t>
             </w:r>
           </w:p>
         </w:tc>
@@ -258,7 +196,69 @@
           </w:tcPr>
           <w:p>
             <w:r>
-              <w:t>ACTIVE</w:t>
+              <w:t>Active</w:t>
+            </w:r>
+          </w:p>
+        </w:tc>
+      </w:tr>
+      <w:tr>
+        <w:tc>
+          <w:tcPr>
+            <w:tcW w:type="dxa" w:w="1440"/>
+          </w:tcPr>
+          <w:p>
+            <w:r>
+              <w:t>FR0003</w:t>
+            </w:r>
+          </w:p>
+        </w:tc>
+        <w:tc>
+          <w:tcPr>
+            <w:tcW w:type="dxa" w:w="1440"/>
+          </w:tcPr>
+          <w:p>
+            <w:r>
+              <w:t>Chaaya</w:t>
+            </w:r>
+          </w:p>
+        </w:tc>
+        <w:tc>
+          <w:tcPr>
+            <w:tcW w:type="dxa" w:w="1440"/>
+          </w:tcPr>
+          <w:p>
+            <w:r>
+              <w:t>Pathak</w:t>
+            </w:r>
+          </w:p>
+        </w:tc>
+        <w:tc>
+          <w:tcPr>
+            <w:tcW w:type="dxa" w:w="1440"/>
+          </w:tcPr>
+          <w:p>
+            <w:r>
+              <w:t>T018</w:t>
+            </w:r>
+          </w:p>
+        </w:tc>
+        <w:tc>
+          <w:tcPr>
+            <w:tcW w:type="dxa" w:w="1440"/>
+          </w:tcPr>
+          <w:p>
+            <w:r>
+              <w:t>2024-07-07</w:t>
+            </w:r>
+          </w:p>
+        </w:tc>
+        <w:tc>
+          <w:tcPr>
+            <w:tcW w:type="dxa" w:w="1440"/>
+          </w:tcPr>
+          <w:p>
+            <w:r>
+              <w:t>Active</w:t>
             </w:r>
           </w:p>
         </w:tc>
@@ -271,130 +271,6 @@
           <w:p>
             <w:r>
               <w:t>FR0004</w:t>
-            </w:r>
-          </w:p>
-        </w:tc>
-        <w:tc>
-          <w:tcPr>
-            <w:tcW w:type="dxa" w:w="1440"/>
-          </w:tcPr>
-          <w:p>
-            <w:r>
-              <w:t>Farhan</w:t>
-            </w:r>
-          </w:p>
-        </w:tc>
-        <w:tc>
-          <w:tcPr>
-            <w:tcW w:type="dxa" w:w="1440"/>
-          </w:tcPr>
-          <w:p>
-            <w:r>
-              <w:t>Memon</w:t>
-            </w:r>
-          </w:p>
-        </w:tc>
-        <w:tc>
-          <w:tcPr>
-            <w:tcW w:type="dxa" w:w="1440"/>
-          </w:tcPr>
-          <w:p>
-            <w:r>
-              <w:t>T008</w:t>
-            </w:r>
-          </w:p>
-        </w:tc>
-        <w:tc>
-          <w:tcPr>
-            <w:tcW w:type="dxa" w:w="1440"/>
-          </w:tcPr>
-          <w:p>
-            <w:r>
-              <w:t>farhan.memon4@example.com</w:t>
-            </w:r>
-          </w:p>
-        </w:tc>
-        <w:tc>
-          <w:tcPr>
-            <w:tcW w:type="dxa" w:w="1440"/>
-          </w:tcPr>
-          <w:p>
-            <w:r>
-              <w:t>ACTIVE</w:t>
-            </w:r>
-          </w:p>
-        </w:tc>
-      </w:tr>
-      <w:tr>
-        <w:tc>
-          <w:tcPr>
-            <w:tcW w:type="dxa" w:w="1440"/>
-          </w:tcPr>
-          <w:p>
-            <w:r>
-              <w:t>FR0005</w:t>
-            </w:r>
-          </w:p>
-        </w:tc>
-        <w:tc>
-          <w:tcPr>
-            <w:tcW w:type="dxa" w:w="1440"/>
-          </w:tcPr>
-          <w:p>
-            <w:r>
-              <w:t>Janaki</w:t>
-            </w:r>
-          </w:p>
-        </w:tc>
-        <w:tc>
-          <w:tcPr>
-            <w:tcW w:type="dxa" w:w="1440"/>
-          </w:tcPr>
-          <w:p>
-            <w:r>
-              <w:t>Handa</w:t>
-            </w:r>
-          </w:p>
-        </w:tc>
-        <w:tc>
-          <w:tcPr>
-            <w:tcW w:type="dxa" w:w="1440"/>
-          </w:tcPr>
-          <w:p>
-            <w:r>
-              <w:t>T015</w:t>
-            </w:r>
-          </w:p>
-        </w:tc>
-        <w:tc>
-          <w:tcPr>
-            <w:tcW w:type="dxa" w:w="1440"/>
-          </w:tcPr>
-          <w:p>
-            <w:r>
-              <w:t>janaki.handa5@example.com</w:t>
-            </w:r>
-          </w:p>
-        </w:tc>
-        <w:tc>
-          <w:tcPr>
-            <w:tcW w:type="dxa" w:w="1440"/>
-          </w:tcPr>
-          <w:p>
-            <w:r>
-              <w:t>ACTIVE</w:t>
-            </w:r>
-          </w:p>
-        </w:tc>
-      </w:tr>
-      <w:tr>
-        <w:tc>
-          <w:tcPr>
-            <w:tcW w:type="dxa" w:w="1440"/>
-          </w:tcPr>
-          <w:p>
-            <w:r>
-              <w:t>FR0006</w:t>
             </w:r>
           </w:p>
         </w:tc>
@@ -424,7 +300,7 @@
           </w:tcPr>
           <w:p>
             <w:r>
-              <w:t>T019</w:t>
+              <w:t>T004</w:t>
             </w:r>
           </w:p>
         </w:tc>
@@ -434,7 +310,7 @@
           </w:tcPr>
           <w:p>
             <w:r>
-              <w:t>ekaraj.bath6@example.com</w:t>
+              <w:t>2024-12-08</w:t>
             </w:r>
           </w:p>
         </w:tc>
@@ -444,7 +320,7 @@
           </w:tcPr>
           <w:p>
             <w:r>
-              <w:t>ACTIVE</w:t>
+              <w:t>Active</w:t>
             </w:r>
           </w:p>
         </w:tc>
@@ -456,7 +332,7 @@
           </w:tcPr>
           <w:p>
             <w:r>
-              <w:t>FR0007</w:t>
+              <w:t>FR0005</w:t>
             </w:r>
           </w:p>
         </w:tc>
@@ -466,7 +342,7 @@
           </w:tcPr>
           <w:p>
             <w:r>
-              <w:t>Vedant</w:t>
+              <w:t>Bimala</w:t>
             </w:r>
           </w:p>
         </w:tc>
@@ -476,7 +352,7 @@
           </w:tcPr>
           <w:p>
             <w:r>
-              <w:t>Mann</w:t>
+              <w:t>Buch</w:t>
             </w:r>
           </w:p>
         </w:tc>
@@ -486,7 +362,7 @@
           </w:tcPr>
           <w:p>
             <w:r>
-              <w:t>T009</w:t>
+              <w:t>T013</w:t>
             </w:r>
           </w:p>
         </w:tc>
@@ -496,7 +372,7 @@
           </w:tcPr>
           <w:p>
             <w:r>
-              <w:t>vedant.mann7@example.com</w:t>
+              <w:t>2025-11-27</w:t>
             </w:r>
           </w:p>
         </w:tc>
@@ -506,7 +382,7 @@
           </w:tcPr>
           <w:p>
             <w:r>
-              <w:t>ACTIVE</w:t>
+              <w:t>Active</w:t>
             </w:r>
           </w:p>
         </w:tc>
@@ -518,69 +394,7 @@
           </w:tcPr>
           <w:p>
             <w:r>
-              <w:t>FR0008</w:t>
-            </w:r>
-          </w:p>
-        </w:tc>
-        <w:tc>
-          <w:tcPr>
-            <w:tcW w:type="dxa" w:w="1440"/>
-          </w:tcPr>
-          <w:p>
-            <w:r>
-              <w:t>Fariq</w:t>
-            </w:r>
-          </w:p>
-        </w:tc>
-        <w:tc>
-          <w:tcPr>
-            <w:tcW w:type="dxa" w:w="1440"/>
-          </w:tcPr>
-          <w:p>
-            <w:r>
-              <w:t>Kaul</w:t>
-            </w:r>
-          </w:p>
-        </w:tc>
-        <w:tc>
-          <w:tcPr>
-            <w:tcW w:type="dxa" w:w="1440"/>
-          </w:tcPr>
-          <w:p>
-            <w:r>
-              <w:t>T001</w:t>
-            </w:r>
-          </w:p>
-        </w:tc>
-        <w:tc>
-          <w:tcPr>
-            <w:tcW w:type="dxa" w:w="1440"/>
-          </w:tcPr>
-          <w:p>
-            <w:r>
-              <w:t>fariq.kaul8@example.com</w:t>
-            </w:r>
-          </w:p>
-        </w:tc>
-        <w:tc>
-          <w:tcPr>
-            <w:tcW w:type="dxa" w:w="1440"/>
-          </w:tcPr>
-          <w:p>
-            <w:r>
-              <w:t>ACTIVE</w:t>
-            </w:r>
-          </w:p>
-        </w:tc>
-      </w:tr>
-      <w:tr>
-        <w:tc>
-          <w:tcPr>
-            <w:tcW w:type="dxa" w:w="1440"/>
-          </w:tcPr>
-          <w:p>
-            <w:r>
-              <w:t>FR0009</w:t>
+              <w:t>FR0006</w:t>
             </w:r>
           </w:p>
         </w:tc>
@@ -610,7 +424,7 @@
           </w:tcPr>
           <w:p>
             <w:r>
-              <w:t>T006</w:t>
+              <w:t>T003</w:t>
             </w:r>
           </w:p>
         </w:tc>
@@ -620,7 +434,7 @@
           </w:tcPr>
           <w:p>
             <w:r>
-              <w:t>harrison.rai9@example.com</w:t>
+              <w:t>2023-01-07</w:t>
             </w:r>
           </w:p>
         </w:tc>
@@ -630,7 +444,193 @@
           </w:tcPr>
           <w:p>
             <w:r>
-              <w:t>ACTIVE</w:t>
+              <w:t>Active</w:t>
+            </w:r>
+          </w:p>
+        </w:tc>
+      </w:tr>
+      <w:tr>
+        <w:tc>
+          <w:tcPr>
+            <w:tcW w:type="dxa" w:w="1440"/>
+          </w:tcPr>
+          <w:p>
+            <w:r>
+              <w:t>FR0007</w:t>
+            </w:r>
+          </w:p>
+        </w:tc>
+        <w:tc>
+          <w:tcPr>
+            <w:tcW w:type="dxa" w:w="1440"/>
+          </w:tcPr>
+          <w:p>
+            <w:r>
+              <w:t>Janya</w:t>
+            </w:r>
+          </w:p>
+        </w:tc>
+        <w:tc>
+          <w:tcPr>
+            <w:tcW w:type="dxa" w:w="1440"/>
+          </w:tcPr>
+          <w:p>
+            <w:r>
+              <w:t>Gaba</w:t>
+            </w:r>
+          </w:p>
+        </w:tc>
+        <w:tc>
+          <w:tcPr>
+            <w:tcW w:type="dxa" w:w="1440"/>
+          </w:tcPr>
+          <w:p>
+            <w:r>
+              <w:t>T018</w:t>
+            </w:r>
+          </w:p>
+        </w:tc>
+        <w:tc>
+          <w:tcPr>
+            <w:tcW w:type="dxa" w:w="1440"/>
+          </w:tcPr>
+          <w:p>
+            <w:r>
+              <w:t>2023-06-25</w:t>
+            </w:r>
+          </w:p>
+        </w:tc>
+        <w:tc>
+          <w:tcPr>
+            <w:tcW w:type="dxa" w:w="1440"/>
+          </w:tcPr>
+          <w:p>
+            <w:r>
+              <w:t>Active</w:t>
+            </w:r>
+          </w:p>
+        </w:tc>
+      </w:tr>
+      <w:tr>
+        <w:tc>
+          <w:tcPr>
+            <w:tcW w:type="dxa" w:w="1440"/>
+          </w:tcPr>
+          <w:p>
+            <w:r>
+              <w:t>FR0008</w:t>
+            </w:r>
+          </w:p>
+        </w:tc>
+        <w:tc>
+          <w:tcPr>
+            <w:tcW w:type="dxa" w:w="1440"/>
+          </w:tcPr>
+          <w:p>
+            <w:r>
+              <w:t>Shaurya</w:t>
+            </w:r>
+          </w:p>
+        </w:tc>
+        <w:tc>
+          <w:tcPr>
+            <w:tcW w:type="dxa" w:w="1440"/>
+          </w:tcPr>
+          <w:p>
+            <w:r>
+              <w:t>Loke</w:t>
+            </w:r>
+          </w:p>
+        </w:tc>
+        <w:tc>
+          <w:tcPr>
+            <w:tcW w:type="dxa" w:w="1440"/>
+          </w:tcPr>
+          <w:p>
+            <w:r>
+              <w:t>T010</w:t>
+            </w:r>
+          </w:p>
+        </w:tc>
+        <w:tc>
+          <w:tcPr>
+            <w:tcW w:type="dxa" w:w="1440"/>
+          </w:tcPr>
+          <w:p>
+            <w:r>
+              <w:t>2025-02-20</w:t>
+            </w:r>
+          </w:p>
+        </w:tc>
+        <w:tc>
+          <w:tcPr>
+            <w:tcW w:type="dxa" w:w="1440"/>
+          </w:tcPr>
+          <w:p>
+            <w:r>
+              <w:t>Active</w:t>
+            </w:r>
+          </w:p>
+        </w:tc>
+      </w:tr>
+      <w:tr>
+        <w:tc>
+          <w:tcPr>
+            <w:tcW w:type="dxa" w:w="1440"/>
+          </w:tcPr>
+          <w:p>
+            <w:r>
+              <w:t>FR0009</w:t>
+            </w:r>
+          </w:p>
+        </w:tc>
+        <w:tc>
+          <w:tcPr>
+            <w:tcW w:type="dxa" w:w="1440"/>
+          </w:tcPr>
+          <w:p>
+            <w:r>
+              <w:t>Ekbal</w:t>
+            </w:r>
+          </w:p>
+        </w:tc>
+        <w:tc>
+          <w:tcPr>
+            <w:tcW w:type="dxa" w:w="1440"/>
+          </w:tcPr>
+          <w:p>
+            <w:r>
+              <w:t>Garg</w:t>
+            </w:r>
+          </w:p>
+        </w:tc>
+        <w:tc>
+          <w:tcPr>
+            <w:tcW w:type="dxa" w:w="1440"/>
+          </w:tcPr>
+          <w:p>
+            <w:r>
+              <w:t>T020</w:t>
+            </w:r>
+          </w:p>
+        </w:tc>
+        <w:tc>
+          <w:tcPr>
+            <w:tcW w:type="dxa" w:w="1440"/>
+          </w:tcPr>
+          <w:p>
+            <w:r>
+              <w:t>2024-04-19</w:t>
+            </w:r>
+          </w:p>
+        </w:tc>
+        <w:tc>
+          <w:tcPr>
+            <w:tcW w:type="dxa" w:w="1440"/>
+          </w:tcPr>
+          <w:p>
+            <w:r>
+              <w:t>Active</w:t>
             </w:r>
           </w:p>
         </w:tc>
@@ -652,7 +652,7 @@
           </w:tcPr>
           <w:p>
             <w:r>
-              <w:t>Arunima</w:t>
+              <w:t>Yash</w:t>
             </w:r>
           </w:p>
         </w:tc>
@@ -662,7 +662,7 @@
           </w:tcPr>
           <w:p>
             <w:r>
-              <w:t>Setty</w:t>
+              <w:t>Gade</w:t>
             </w:r>
           </w:p>
         </w:tc>
@@ -672,7 +672,7 @@
           </w:tcPr>
           <w:p>
             <w:r>
-              <w:t>T014</w:t>
+              <w:t>T012</w:t>
             </w:r>
           </w:p>
         </w:tc>
@@ -682,7 +682,7 @@
           </w:tcPr>
           <w:p>
             <w:r>
-              <w:t>arunima.setty10@example.com</w:t>
+              <w:t>2023-12-10</w:t>
             </w:r>
           </w:p>
         </w:tc>
@@ -692,7 +692,7 @@
           </w:tcPr>
           <w:p>
             <w:r>
-              <w:t>ACTIVE</w:t>
+              <w:t>Active</w:t>
             </w:r>
           </w:p>
         </w:tc>

--- a/synthetic/output/representatives/representatives.docx
+++ b/synthetic/output/representatives/representatives.docx
@@ -22,7 +22,7 @@
           </w:tcPr>
           <w:p>
             <w:r>
-              <w:t>representative id</w:t>
+              <w:t>employee id</w:t>
             </w:r>
           </w:p>
         </w:tc>
@@ -32,7 +32,7 @@
           </w:tcPr>
           <w:p>
             <w:r>
-              <w:t>given name</w:t>
+              <w:t>first name</w:t>
             </w:r>
           </w:p>
         </w:tc>
@@ -42,7 +42,7 @@
           </w:tcPr>
           <w:p>
             <w:r>
-              <w:t>last name</w:t>
+              <w:t>lastname</w:t>
             </w:r>
           </w:p>
         </w:tc>
@@ -62,7 +62,7 @@
           </w:tcPr>
           <w:p>
             <w:r>
-              <w:t>date joined</w:t>
+              <w:t>joining date</w:t>
             </w:r>
           </w:p>
         </w:tc>
@@ -72,7 +72,7 @@
           </w:tcPr>
           <w:p>
             <w:r>
-              <w:t>employee status</w:t>
+              <w:t>status</w:t>
             </w:r>
           </w:p>
         </w:tc>
@@ -94,7 +94,7 @@
           </w:tcPr>
           <w:p>
             <w:r>
-              <w:t>Aishani</w:t>
+              <w:t>Priya</w:t>
             </w:r>
           </w:p>
         </w:tc>
@@ -104,7 +104,7 @@
           </w:tcPr>
           <w:p>
             <w:r>
-              <w:t>Bassi</w:t>
+              <w:t>Rastogi</w:t>
             </w:r>
           </w:p>
         </w:tc>
@@ -114,7 +114,7 @@
           </w:tcPr>
           <w:p>
             <w:r>
-              <w:t>T002</w:t>
+              <w:t>T038</w:t>
             </w:r>
           </w:p>
         </w:tc>
@@ -124,7 +124,7 @@
           </w:tcPr>
           <w:p>
             <w:r>
-              <w:t>2025-04-12</w:t>
+              <w:t>2023-06-10</w:t>
             </w:r>
           </w:p>
         </w:tc>
@@ -156,7 +156,7 @@
           </w:tcPr>
           <w:p>
             <w:r>
-              <w:t>Jeet</w:t>
+              <w:t>Lakshit</w:t>
             </w:r>
           </w:p>
         </w:tc>
@@ -166,7 +166,7 @@
           </w:tcPr>
           <w:p>
             <w:r>
-              <w:t>Radhakrishnan</w:t>
+              <w:t>Upadhyay</w:t>
             </w:r>
           </w:p>
         </w:tc>
@@ -176,7 +176,7 @@
           </w:tcPr>
           <w:p>
             <w:r>
-              <w:t>T015</w:t>
+              <w:t>T026</w:t>
             </w:r>
           </w:p>
         </w:tc>
@@ -186,7 +186,7 @@
           </w:tcPr>
           <w:p>
             <w:r>
-              <w:t>2022-01-08</w:t>
+              <w:t>2024-02-05</w:t>
             </w:r>
           </w:p>
         </w:tc>
@@ -218,7 +218,7 @@
           </w:tcPr>
           <w:p>
             <w:r>
-              <w:t>Chaaya</w:t>
+              <w:t>Champak</w:t>
             </w:r>
           </w:p>
         </w:tc>
@@ -228,7 +228,7 @@
           </w:tcPr>
           <w:p>
             <w:r>
-              <w:t>Pathak</w:t>
+              <w:t>Choudhary</w:t>
             </w:r>
           </w:p>
         </w:tc>
@@ -238,7 +238,7 @@
           </w:tcPr>
           <w:p>
             <w:r>
-              <w:t>T018</w:t>
+              <w:t>T024</w:t>
             </w:r>
           </w:p>
         </w:tc>
@@ -248,7 +248,7 @@
           </w:tcPr>
           <w:p>
             <w:r>
-              <w:t>2024-07-07</w:t>
+              <w:t>2022-05-24</w:t>
             </w:r>
           </w:p>
         </w:tc>
@@ -280,7 +280,7 @@
           </w:tcPr>
           <w:p>
             <w:r>
-              <w:t>Ekaraj</w:t>
+              <w:t>Nathaniel</w:t>
             </w:r>
           </w:p>
         </w:tc>
@@ -290,7 +290,7 @@
           </w:tcPr>
           <w:p>
             <w:r>
-              <w:t>Bath</w:t>
+              <w:t>Sami</w:t>
             </w:r>
           </w:p>
         </w:tc>
@@ -300,7 +300,7 @@
           </w:tcPr>
           <w:p>
             <w:r>
-              <w:t>T004</w:t>
+              <w:t>T015</w:t>
             </w:r>
           </w:p>
         </w:tc>
@@ -310,7 +310,7 @@
           </w:tcPr>
           <w:p>
             <w:r>
-              <w:t>2024-12-08</w:t>
+              <w:t>2024-08-11</w:t>
             </w:r>
           </w:p>
         </w:tc>
@@ -342,7 +342,7 @@
           </w:tcPr>
           <w:p>
             <w:r>
-              <w:t>Bimala</w:t>
+              <w:t>Lekha</w:t>
             </w:r>
           </w:p>
         </w:tc>
@@ -352,7 +352,7 @@
           </w:tcPr>
           <w:p>
             <w:r>
-              <w:t>Buch</w:t>
+              <w:t>Raj</w:t>
             </w:r>
           </w:p>
         </w:tc>
@@ -362,7 +362,7 @@
           </w:tcPr>
           <w:p>
             <w:r>
-              <w:t>T013</w:t>
+              <w:t>T009</w:t>
             </w:r>
           </w:p>
         </w:tc>
@@ -372,7 +372,7 @@
           </w:tcPr>
           <w:p>
             <w:r>
-              <w:t>2025-11-27</w:t>
+              <w:t>2024-08-10</w:t>
             </w:r>
           </w:p>
         </w:tc>
@@ -404,7 +404,7 @@
           </w:tcPr>
           <w:p>
             <w:r>
-              <w:t>Harrison</w:t>
+              <w:t>Upadhriti</w:t>
             </w:r>
           </w:p>
         </w:tc>
@@ -414,7 +414,7 @@
           </w:tcPr>
           <w:p>
             <w:r>
-              <w:t>Rai</w:t>
+              <w:t>Wadhwa</w:t>
             </w:r>
           </w:p>
         </w:tc>
@@ -424,7 +424,7 @@
           </w:tcPr>
           <w:p>
             <w:r>
-              <w:t>T003</w:t>
+              <w:t>T033</w:t>
             </w:r>
           </w:p>
         </w:tc>
@@ -434,7 +434,7 @@
           </w:tcPr>
           <w:p>
             <w:r>
-              <w:t>2023-01-07</w:t>
+              <w:t>2022-11-20</w:t>
             </w:r>
           </w:p>
         </w:tc>
@@ -466,7 +466,7 @@
           </w:tcPr>
           <w:p>
             <w:r>
-              <w:t>Janya</w:t>
+              <w:t>Advay</w:t>
             </w:r>
           </w:p>
         </w:tc>
@@ -476,7 +476,7 @@
           </w:tcPr>
           <w:p>
             <w:r>
-              <w:t>Gaba</w:t>
+              <w:t>Contractor</w:t>
             </w:r>
           </w:p>
         </w:tc>
@@ -486,7 +486,7 @@
           </w:tcPr>
           <w:p>
             <w:r>
-              <w:t>T018</w:t>
+              <w:t>T032</w:t>
             </w:r>
           </w:p>
         </w:tc>
@@ -496,7 +496,7 @@
           </w:tcPr>
           <w:p>
             <w:r>
-              <w:t>2023-06-25</w:t>
+              <w:t>2025-01-14</w:t>
             </w:r>
           </w:p>
         </w:tc>
@@ -528,7 +528,7 @@
           </w:tcPr>
           <w:p>
             <w:r>
-              <w:t>Shaurya</w:t>
+              <w:t>Amara</w:t>
             </w:r>
           </w:p>
         </w:tc>
@@ -538,7 +538,7 @@
           </w:tcPr>
           <w:p>
             <w:r>
-              <w:t>Loke</w:t>
+              <w:t>Oak</w:t>
             </w:r>
           </w:p>
         </w:tc>
@@ -548,7 +548,7 @@
           </w:tcPr>
           <w:p>
             <w:r>
-              <w:t>T010</w:t>
+              <w:t>T006</w:t>
             </w:r>
           </w:p>
         </w:tc>
@@ -558,7 +558,7 @@
           </w:tcPr>
           <w:p>
             <w:r>
-              <w:t>2025-02-20</w:t>
+              <w:t>2022-03-09</w:t>
             </w:r>
           </w:p>
         </w:tc>
@@ -590,7 +590,7 @@
           </w:tcPr>
           <w:p>
             <w:r>
-              <w:t>Ekbal</w:t>
+              <w:t>Radhika</w:t>
             </w:r>
           </w:p>
         </w:tc>
@@ -600,7 +600,7 @@
           </w:tcPr>
           <w:p>
             <w:r>
-              <w:t>Garg</w:t>
+              <w:t>Dugar</w:t>
             </w:r>
           </w:p>
         </w:tc>
@@ -610,7 +610,7 @@
           </w:tcPr>
           <w:p>
             <w:r>
-              <w:t>T020</w:t>
+              <w:t>T049</w:t>
             </w:r>
           </w:p>
         </w:tc>
@@ -620,7 +620,7 @@
           </w:tcPr>
           <w:p>
             <w:r>
-              <w:t>2024-04-19</w:t>
+              <w:t>2023-11-24</w:t>
             </w:r>
           </w:p>
         </w:tc>
@@ -652,7 +652,7 @@
           </w:tcPr>
           <w:p>
             <w:r>
-              <w:t>Yash</w:t>
+              <w:t>Adya</w:t>
             </w:r>
           </w:p>
         </w:tc>
@@ -662,7 +662,7 @@
           </w:tcPr>
           <w:p>
             <w:r>
-              <w:t>Gade</w:t>
+              <w:t>Tella</w:t>
             </w:r>
           </w:p>
         </w:tc>
@@ -672,7 +672,7 @@
           </w:tcPr>
           <w:p>
             <w:r>
-              <w:t>T012</w:t>
+              <w:t>T004</w:t>
             </w:r>
           </w:p>
         </w:tc>
@@ -682,7 +682,1247 @@
           </w:tcPr>
           <w:p>
             <w:r>
-              <w:t>2023-12-10</w:t>
+              <w:t>2025-06-10</w:t>
+            </w:r>
+          </w:p>
+        </w:tc>
+        <w:tc>
+          <w:tcPr>
+            <w:tcW w:type="dxa" w:w="1440"/>
+          </w:tcPr>
+          <w:p>
+            <w:r>
+              <w:t>Active</w:t>
+            </w:r>
+          </w:p>
+        </w:tc>
+      </w:tr>
+      <w:tr>
+        <w:tc>
+          <w:tcPr>
+            <w:tcW w:type="dxa" w:w="1440"/>
+          </w:tcPr>
+          <w:p>
+            <w:r>
+              <w:t>FR0011</w:t>
+            </w:r>
+          </w:p>
+        </w:tc>
+        <w:tc>
+          <w:tcPr>
+            <w:tcW w:type="dxa" w:w="1440"/>
+          </w:tcPr>
+          <w:p>
+            <w:r>
+              <w:t>Yashica</w:t>
+            </w:r>
+          </w:p>
+        </w:tc>
+        <w:tc>
+          <w:tcPr>
+            <w:tcW w:type="dxa" w:w="1440"/>
+          </w:tcPr>
+          <w:p>
+            <w:r>
+              <w:t>Cherian</w:t>
+            </w:r>
+          </w:p>
+        </w:tc>
+        <w:tc>
+          <w:tcPr>
+            <w:tcW w:type="dxa" w:w="1440"/>
+          </w:tcPr>
+          <w:p>
+            <w:r>
+              <w:t>T008</w:t>
+            </w:r>
+          </w:p>
+        </w:tc>
+        <w:tc>
+          <w:tcPr>
+            <w:tcW w:type="dxa" w:w="1440"/>
+          </w:tcPr>
+          <w:p>
+            <w:r>
+              <w:t>2025-12-25</w:t>
+            </w:r>
+          </w:p>
+        </w:tc>
+        <w:tc>
+          <w:tcPr>
+            <w:tcW w:type="dxa" w:w="1440"/>
+          </w:tcPr>
+          <w:p>
+            <w:r>
+              <w:t>Active</w:t>
+            </w:r>
+          </w:p>
+        </w:tc>
+      </w:tr>
+      <w:tr>
+        <w:tc>
+          <w:tcPr>
+            <w:tcW w:type="dxa" w:w="1440"/>
+          </w:tcPr>
+          <w:p>
+            <w:r>
+              <w:t>FR0012</w:t>
+            </w:r>
+          </w:p>
+        </w:tc>
+        <w:tc>
+          <w:tcPr>
+            <w:tcW w:type="dxa" w:w="1440"/>
+          </w:tcPr>
+          <w:p>
+            <w:r>
+              <w:t>Chanchal</w:t>
+            </w:r>
+          </w:p>
+        </w:tc>
+        <w:tc>
+          <w:tcPr>
+            <w:tcW w:type="dxa" w:w="1440"/>
+          </w:tcPr>
+          <w:p>
+            <w:r>
+              <w:t>Tripathi</w:t>
+            </w:r>
+          </w:p>
+        </w:tc>
+        <w:tc>
+          <w:tcPr>
+            <w:tcW w:type="dxa" w:w="1440"/>
+          </w:tcPr>
+          <w:p>
+            <w:r>
+              <w:t>T010</w:t>
+            </w:r>
+          </w:p>
+        </w:tc>
+        <w:tc>
+          <w:tcPr>
+            <w:tcW w:type="dxa" w:w="1440"/>
+          </w:tcPr>
+          <w:p>
+            <w:r>
+              <w:t>2024-09-03</w:t>
+            </w:r>
+          </w:p>
+        </w:tc>
+        <w:tc>
+          <w:tcPr>
+            <w:tcW w:type="dxa" w:w="1440"/>
+          </w:tcPr>
+          <w:p>
+            <w:r>
+              <w:t>Active</w:t>
+            </w:r>
+          </w:p>
+        </w:tc>
+      </w:tr>
+      <w:tr>
+        <w:tc>
+          <w:tcPr>
+            <w:tcW w:type="dxa" w:w="1440"/>
+          </w:tcPr>
+          <w:p>
+            <w:r>
+              <w:t>FR0013</w:t>
+            </w:r>
+          </w:p>
+        </w:tc>
+        <w:tc>
+          <w:tcPr>
+            <w:tcW w:type="dxa" w:w="1440"/>
+          </w:tcPr>
+          <w:p>
+            <w:r>
+              <w:t>Michael</w:t>
+            </w:r>
+          </w:p>
+        </w:tc>
+        <w:tc>
+          <w:tcPr>
+            <w:tcW w:type="dxa" w:w="1440"/>
+          </w:tcPr>
+          <w:p>
+            <w:r>
+              <w:t>Prakash</w:t>
+            </w:r>
+          </w:p>
+        </w:tc>
+        <w:tc>
+          <w:tcPr>
+            <w:tcW w:type="dxa" w:w="1440"/>
+          </w:tcPr>
+          <w:p>
+            <w:r>
+              <w:t>T041</w:t>
+            </w:r>
+          </w:p>
+        </w:tc>
+        <w:tc>
+          <w:tcPr>
+            <w:tcW w:type="dxa" w:w="1440"/>
+          </w:tcPr>
+          <w:p>
+            <w:r>
+              <w:t>2025-06-11</w:t>
+            </w:r>
+          </w:p>
+        </w:tc>
+        <w:tc>
+          <w:tcPr>
+            <w:tcW w:type="dxa" w:w="1440"/>
+          </w:tcPr>
+          <w:p>
+            <w:r>
+              <w:t>Active</w:t>
+            </w:r>
+          </w:p>
+        </w:tc>
+      </w:tr>
+      <w:tr>
+        <w:tc>
+          <w:tcPr>
+            <w:tcW w:type="dxa" w:w="1440"/>
+          </w:tcPr>
+          <w:p>
+            <w:r>
+              <w:t>FR0014</w:t>
+            </w:r>
+          </w:p>
+        </w:tc>
+        <w:tc>
+          <w:tcPr>
+            <w:tcW w:type="dxa" w:w="1440"/>
+          </w:tcPr>
+          <w:p>
+            <w:r>
+              <w:t>Aadi</w:t>
+            </w:r>
+          </w:p>
+        </w:tc>
+        <w:tc>
+          <w:tcPr>
+            <w:tcW w:type="dxa" w:w="1440"/>
+          </w:tcPr>
+          <w:p>
+            <w:r>
+              <w:t>Naik</w:t>
+            </w:r>
+          </w:p>
+        </w:tc>
+        <w:tc>
+          <w:tcPr>
+            <w:tcW w:type="dxa" w:w="1440"/>
+          </w:tcPr>
+          <w:p>
+            <w:r>
+              <w:t>T011</w:t>
+            </w:r>
+          </w:p>
+        </w:tc>
+        <w:tc>
+          <w:tcPr>
+            <w:tcW w:type="dxa" w:w="1440"/>
+          </w:tcPr>
+          <w:p>
+            <w:r>
+              <w:t>2024-01-27</w:t>
+            </w:r>
+          </w:p>
+        </w:tc>
+        <w:tc>
+          <w:tcPr>
+            <w:tcW w:type="dxa" w:w="1440"/>
+          </w:tcPr>
+          <w:p>
+            <w:r>
+              <w:t>Active</w:t>
+            </w:r>
+          </w:p>
+        </w:tc>
+      </w:tr>
+      <w:tr>
+        <w:tc>
+          <w:tcPr>
+            <w:tcW w:type="dxa" w:w="1440"/>
+          </w:tcPr>
+          <w:p>
+            <w:r>
+              <w:t>FR0015</w:t>
+            </w:r>
+          </w:p>
+        </w:tc>
+        <w:tc>
+          <w:tcPr>
+            <w:tcW w:type="dxa" w:w="1440"/>
+          </w:tcPr>
+          <w:p>
+            <w:r>
+              <w:t>Isaac</w:t>
+            </w:r>
+          </w:p>
+        </w:tc>
+        <w:tc>
+          <w:tcPr>
+            <w:tcW w:type="dxa" w:w="1440"/>
+          </w:tcPr>
+          <w:p>
+            <w:r>
+              <w:t>Patil</w:t>
+            </w:r>
+          </w:p>
+        </w:tc>
+        <w:tc>
+          <w:tcPr>
+            <w:tcW w:type="dxa" w:w="1440"/>
+          </w:tcPr>
+          <w:p>
+            <w:r>
+              <w:t>T044</w:t>
+            </w:r>
+          </w:p>
+        </w:tc>
+        <w:tc>
+          <w:tcPr>
+            <w:tcW w:type="dxa" w:w="1440"/>
+          </w:tcPr>
+          <w:p>
+            <w:r>
+              <w:t>2026-01-09</w:t>
+            </w:r>
+          </w:p>
+        </w:tc>
+        <w:tc>
+          <w:tcPr>
+            <w:tcW w:type="dxa" w:w="1440"/>
+          </w:tcPr>
+          <w:p>
+            <w:r>
+              <w:t>Active</w:t>
+            </w:r>
+          </w:p>
+        </w:tc>
+      </w:tr>
+      <w:tr>
+        <w:tc>
+          <w:tcPr>
+            <w:tcW w:type="dxa" w:w="1440"/>
+          </w:tcPr>
+          <w:p>
+            <w:r>
+              <w:t>FR0016</w:t>
+            </w:r>
+          </w:p>
+        </w:tc>
+        <w:tc>
+          <w:tcPr>
+            <w:tcW w:type="dxa" w:w="1440"/>
+          </w:tcPr>
+          <w:p>
+            <w:r>
+              <w:t>Damyanti</w:t>
+            </w:r>
+          </w:p>
+        </w:tc>
+        <w:tc>
+          <w:tcPr>
+            <w:tcW w:type="dxa" w:w="1440"/>
+          </w:tcPr>
+          <w:p>
+            <w:r>
+              <w:t>Khatri</w:t>
+            </w:r>
+          </w:p>
+        </w:tc>
+        <w:tc>
+          <w:tcPr>
+            <w:tcW w:type="dxa" w:w="1440"/>
+          </w:tcPr>
+          <w:p>
+            <w:r>
+              <w:t>T028</w:t>
+            </w:r>
+          </w:p>
+        </w:tc>
+        <w:tc>
+          <w:tcPr>
+            <w:tcW w:type="dxa" w:w="1440"/>
+          </w:tcPr>
+          <w:p>
+            <w:r>
+              <w:t>2021-12-01</w:t>
+            </w:r>
+          </w:p>
+        </w:tc>
+        <w:tc>
+          <w:tcPr>
+            <w:tcW w:type="dxa" w:w="1440"/>
+          </w:tcPr>
+          <w:p>
+            <w:r>
+              <w:t>Active</w:t>
+            </w:r>
+          </w:p>
+        </w:tc>
+      </w:tr>
+      <w:tr>
+        <w:tc>
+          <w:tcPr>
+            <w:tcW w:type="dxa" w:w="1440"/>
+          </w:tcPr>
+          <w:p>
+            <w:r>
+              <w:t>FR0017</w:t>
+            </w:r>
+          </w:p>
+        </w:tc>
+        <w:tc>
+          <w:tcPr>
+            <w:tcW w:type="dxa" w:w="1440"/>
+          </w:tcPr>
+          <w:p>
+            <w:r>
+              <w:t>Farhan</w:t>
+            </w:r>
+          </w:p>
+        </w:tc>
+        <w:tc>
+          <w:tcPr>
+            <w:tcW w:type="dxa" w:w="1440"/>
+          </w:tcPr>
+          <w:p>
+            <w:r>
+              <w:t>Chada</w:t>
+            </w:r>
+          </w:p>
+        </w:tc>
+        <w:tc>
+          <w:tcPr>
+            <w:tcW w:type="dxa" w:w="1440"/>
+          </w:tcPr>
+          <w:p>
+            <w:r>
+              <w:t>T039</w:t>
+            </w:r>
+          </w:p>
+        </w:tc>
+        <w:tc>
+          <w:tcPr>
+            <w:tcW w:type="dxa" w:w="1440"/>
+          </w:tcPr>
+          <w:p>
+            <w:r>
+              <w:t>2025-04-16</w:t>
+            </w:r>
+          </w:p>
+        </w:tc>
+        <w:tc>
+          <w:tcPr>
+            <w:tcW w:type="dxa" w:w="1440"/>
+          </w:tcPr>
+          <w:p>
+            <w:r>
+              <w:t>Active</w:t>
+            </w:r>
+          </w:p>
+        </w:tc>
+      </w:tr>
+      <w:tr>
+        <w:tc>
+          <w:tcPr>
+            <w:tcW w:type="dxa" w:w="1440"/>
+          </w:tcPr>
+          <w:p>
+            <w:r>
+              <w:t>FR0018</w:t>
+            </w:r>
+          </w:p>
+        </w:tc>
+        <w:tc>
+          <w:tcPr>
+            <w:tcW w:type="dxa" w:w="1440"/>
+          </w:tcPr>
+          <w:p>
+            <w:r>
+              <w:t>Ekapad</w:t>
+            </w:r>
+          </w:p>
+        </w:tc>
+        <w:tc>
+          <w:tcPr>
+            <w:tcW w:type="dxa" w:w="1440"/>
+          </w:tcPr>
+          <w:p>
+            <w:r>
+              <w:t>Walia</w:t>
+            </w:r>
+          </w:p>
+        </w:tc>
+        <w:tc>
+          <w:tcPr>
+            <w:tcW w:type="dxa" w:w="1440"/>
+          </w:tcPr>
+          <w:p>
+            <w:r>
+              <w:t>T005</w:t>
+            </w:r>
+          </w:p>
+        </w:tc>
+        <w:tc>
+          <w:tcPr>
+            <w:tcW w:type="dxa" w:w="1440"/>
+          </w:tcPr>
+          <w:p>
+            <w:r>
+              <w:t>2025-06-17</w:t>
+            </w:r>
+          </w:p>
+        </w:tc>
+        <w:tc>
+          <w:tcPr>
+            <w:tcW w:type="dxa" w:w="1440"/>
+          </w:tcPr>
+          <w:p>
+            <w:r>
+              <w:t>Active</w:t>
+            </w:r>
+          </w:p>
+        </w:tc>
+      </w:tr>
+      <w:tr>
+        <w:tc>
+          <w:tcPr>
+            <w:tcW w:type="dxa" w:w="1440"/>
+          </w:tcPr>
+          <w:p>
+            <w:r>
+              <w:t>FR0019</w:t>
+            </w:r>
+          </w:p>
+        </w:tc>
+        <w:tc>
+          <w:tcPr>
+            <w:tcW w:type="dxa" w:w="1440"/>
+          </w:tcPr>
+          <w:p>
+            <w:r>
+              <w:t>Kabir</w:t>
+            </w:r>
+          </w:p>
+        </w:tc>
+        <w:tc>
+          <w:tcPr>
+            <w:tcW w:type="dxa" w:w="1440"/>
+          </w:tcPr>
+          <w:p>
+            <w:r>
+              <w:t>Soman</w:t>
+            </w:r>
+          </w:p>
+        </w:tc>
+        <w:tc>
+          <w:tcPr>
+            <w:tcW w:type="dxa" w:w="1440"/>
+          </w:tcPr>
+          <w:p>
+            <w:r>
+              <w:t>T025</w:t>
+            </w:r>
+          </w:p>
+        </w:tc>
+        <w:tc>
+          <w:tcPr>
+            <w:tcW w:type="dxa" w:w="1440"/>
+          </w:tcPr>
+          <w:p>
+            <w:r>
+              <w:t>2026-05-13</w:t>
+            </w:r>
+          </w:p>
+        </w:tc>
+        <w:tc>
+          <w:tcPr>
+            <w:tcW w:type="dxa" w:w="1440"/>
+          </w:tcPr>
+          <w:p>
+            <w:r>
+              <w:t>Active</w:t>
+            </w:r>
+          </w:p>
+        </w:tc>
+      </w:tr>
+      <w:tr>
+        <w:tc>
+          <w:tcPr>
+            <w:tcW w:type="dxa" w:w="1440"/>
+          </w:tcPr>
+          <w:p>
+            <w:r>
+              <w:t>FR0020</w:t>
+            </w:r>
+          </w:p>
+        </w:tc>
+        <w:tc>
+          <w:tcPr>
+            <w:tcW w:type="dxa" w:w="1440"/>
+          </w:tcPr>
+          <w:p>
+            <w:r>
+              <w:t>Noah</w:t>
+            </w:r>
+          </w:p>
+        </w:tc>
+        <w:tc>
+          <w:tcPr>
+            <w:tcW w:type="dxa" w:w="1440"/>
+          </w:tcPr>
+          <w:p>
+            <w:r>
+              <w:t>Lanka</w:t>
+            </w:r>
+          </w:p>
+        </w:tc>
+        <w:tc>
+          <w:tcPr>
+            <w:tcW w:type="dxa" w:w="1440"/>
+          </w:tcPr>
+          <w:p>
+            <w:r>
+              <w:t>T025</w:t>
+            </w:r>
+          </w:p>
+        </w:tc>
+        <w:tc>
+          <w:tcPr>
+            <w:tcW w:type="dxa" w:w="1440"/>
+          </w:tcPr>
+          <w:p>
+            <w:r>
+              <w:t>2024-04-08</w:t>
+            </w:r>
+          </w:p>
+        </w:tc>
+        <w:tc>
+          <w:tcPr>
+            <w:tcW w:type="dxa" w:w="1440"/>
+          </w:tcPr>
+          <w:p>
+            <w:r>
+              <w:t>Active</w:t>
+            </w:r>
+          </w:p>
+        </w:tc>
+      </w:tr>
+      <w:tr>
+        <w:tc>
+          <w:tcPr>
+            <w:tcW w:type="dxa" w:w="1440"/>
+          </w:tcPr>
+          <w:p>
+            <w:r>
+              <w:t>FR0021</w:t>
+            </w:r>
+          </w:p>
+        </w:tc>
+        <w:tc>
+          <w:tcPr>
+            <w:tcW w:type="dxa" w:w="1440"/>
+          </w:tcPr>
+          <w:p>
+            <w:r>
+              <w:t>Pallavi</w:t>
+            </w:r>
+          </w:p>
+        </w:tc>
+        <w:tc>
+          <w:tcPr>
+            <w:tcW w:type="dxa" w:w="1440"/>
+          </w:tcPr>
+          <w:p>
+            <w:r>
+              <w:t>Kakar</w:t>
+            </w:r>
+          </w:p>
+        </w:tc>
+        <w:tc>
+          <w:tcPr>
+            <w:tcW w:type="dxa" w:w="1440"/>
+          </w:tcPr>
+          <w:p>
+            <w:r>
+              <w:t>T039</w:t>
+            </w:r>
+          </w:p>
+        </w:tc>
+        <w:tc>
+          <w:tcPr>
+            <w:tcW w:type="dxa" w:w="1440"/>
+          </w:tcPr>
+          <w:p>
+            <w:r>
+              <w:t>2026-04-11</w:t>
+            </w:r>
+          </w:p>
+        </w:tc>
+        <w:tc>
+          <w:tcPr>
+            <w:tcW w:type="dxa" w:w="1440"/>
+          </w:tcPr>
+          <w:p>
+            <w:r>
+              <w:t>Active</w:t>
+            </w:r>
+          </w:p>
+        </w:tc>
+      </w:tr>
+      <w:tr>
+        <w:tc>
+          <w:tcPr>
+            <w:tcW w:type="dxa" w:w="1440"/>
+          </w:tcPr>
+          <w:p>
+            <w:r>
+              <w:t>FR0022</w:t>
+            </w:r>
+          </w:p>
+        </w:tc>
+        <w:tc>
+          <w:tcPr>
+            <w:tcW w:type="dxa" w:w="1440"/>
+          </w:tcPr>
+          <w:p>
+            <w:r>
+              <w:t>Sai</w:t>
+            </w:r>
+          </w:p>
+        </w:tc>
+        <w:tc>
+          <w:tcPr>
+            <w:tcW w:type="dxa" w:w="1440"/>
+          </w:tcPr>
+          <w:p>
+            <w:r>
+              <w:t>Muni</w:t>
+            </w:r>
+          </w:p>
+        </w:tc>
+        <w:tc>
+          <w:tcPr>
+            <w:tcW w:type="dxa" w:w="1440"/>
+          </w:tcPr>
+          <w:p>
+            <w:r>
+              <w:t>T030</w:t>
+            </w:r>
+          </w:p>
+        </w:tc>
+        <w:tc>
+          <w:tcPr>
+            <w:tcW w:type="dxa" w:w="1440"/>
+          </w:tcPr>
+          <w:p>
+            <w:r>
+              <w:t>2023-08-16</w:t>
+            </w:r>
+          </w:p>
+        </w:tc>
+        <w:tc>
+          <w:tcPr>
+            <w:tcW w:type="dxa" w:w="1440"/>
+          </w:tcPr>
+          <w:p>
+            <w:r>
+              <w:t>Active</w:t>
+            </w:r>
+          </w:p>
+        </w:tc>
+      </w:tr>
+      <w:tr>
+        <w:tc>
+          <w:tcPr>
+            <w:tcW w:type="dxa" w:w="1440"/>
+          </w:tcPr>
+          <w:p>
+            <w:r>
+              <w:t>FR0023</w:t>
+            </w:r>
+          </w:p>
+        </w:tc>
+        <w:tc>
+          <w:tcPr>
+            <w:tcW w:type="dxa" w:w="1440"/>
+          </w:tcPr>
+          <w:p>
+            <w:r>
+              <w:t>Kashvi</w:t>
+            </w:r>
+          </w:p>
+        </w:tc>
+        <w:tc>
+          <w:tcPr>
+            <w:tcW w:type="dxa" w:w="1440"/>
+          </w:tcPr>
+          <w:p>
+            <w:r>
+              <w:t>Sarma</w:t>
+            </w:r>
+          </w:p>
+        </w:tc>
+        <w:tc>
+          <w:tcPr>
+            <w:tcW w:type="dxa" w:w="1440"/>
+          </w:tcPr>
+          <w:p>
+            <w:r>
+              <w:t>T034</w:t>
+            </w:r>
+          </w:p>
+        </w:tc>
+        <w:tc>
+          <w:tcPr>
+            <w:tcW w:type="dxa" w:w="1440"/>
+          </w:tcPr>
+          <w:p>
+            <w:r>
+              <w:t>2026-02-16</w:t>
+            </w:r>
+          </w:p>
+        </w:tc>
+        <w:tc>
+          <w:tcPr>
+            <w:tcW w:type="dxa" w:w="1440"/>
+          </w:tcPr>
+          <w:p>
+            <w:r>
+              <w:t>Active</w:t>
+            </w:r>
+          </w:p>
+        </w:tc>
+      </w:tr>
+      <w:tr>
+        <w:tc>
+          <w:tcPr>
+            <w:tcW w:type="dxa" w:w="1440"/>
+          </w:tcPr>
+          <w:p>
+            <w:r>
+              <w:t>FR0024</w:t>
+            </w:r>
+          </w:p>
+        </w:tc>
+        <w:tc>
+          <w:tcPr>
+            <w:tcW w:type="dxa" w:w="1440"/>
+          </w:tcPr>
+          <w:p>
+            <w:r>
+              <w:t>Siya</w:t>
+            </w:r>
+          </w:p>
+        </w:tc>
+        <w:tc>
+          <w:tcPr>
+            <w:tcW w:type="dxa" w:w="1440"/>
+          </w:tcPr>
+          <w:p>
+            <w:r>
+              <w:t>Dara</w:t>
+            </w:r>
+          </w:p>
+        </w:tc>
+        <w:tc>
+          <w:tcPr>
+            <w:tcW w:type="dxa" w:w="1440"/>
+          </w:tcPr>
+          <w:p>
+            <w:r>
+              <w:t>T017</w:t>
+            </w:r>
+          </w:p>
+        </w:tc>
+        <w:tc>
+          <w:tcPr>
+            <w:tcW w:type="dxa" w:w="1440"/>
+          </w:tcPr>
+          <w:p>
+            <w:r>
+              <w:t>2022-11-13</w:t>
+            </w:r>
+          </w:p>
+        </w:tc>
+        <w:tc>
+          <w:tcPr>
+            <w:tcW w:type="dxa" w:w="1440"/>
+          </w:tcPr>
+          <w:p>
+            <w:r>
+              <w:t>Active</w:t>
+            </w:r>
+          </w:p>
+        </w:tc>
+      </w:tr>
+      <w:tr>
+        <w:tc>
+          <w:tcPr>
+            <w:tcW w:type="dxa" w:w="1440"/>
+          </w:tcPr>
+          <w:p>
+            <w:r>
+              <w:t>FR0025</w:t>
+            </w:r>
+          </w:p>
+        </w:tc>
+        <w:tc>
+          <w:tcPr>
+            <w:tcW w:type="dxa" w:w="1440"/>
+          </w:tcPr>
+          <w:p>
+            <w:r>
+              <w:t>Devansh</w:t>
+            </w:r>
+          </w:p>
+        </w:tc>
+        <w:tc>
+          <w:tcPr>
+            <w:tcW w:type="dxa" w:w="1440"/>
+          </w:tcPr>
+          <w:p>
+            <w:r>
+              <w:t>Nigam</w:t>
+            </w:r>
+          </w:p>
+        </w:tc>
+        <w:tc>
+          <w:tcPr>
+            <w:tcW w:type="dxa" w:w="1440"/>
+          </w:tcPr>
+          <w:p>
+            <w:r>
+              <w:t>T036</w:t>
+            </w:r>
+          </w:p>
+        </w:tc>
+        <w:tc>
+          <w:tcPr>
+            <w:tcW w:type="dxa" w:w="1440"/>
+          </w:tcPr>
+          <w:p>
+            <w:r>
+              <w:t>2021-09-25</w:t>
+            </w:r>
+          </w:p>
+        </w:tc>
+        <w:tc>
+          <w:tcPr>
+            <w:tcW w:type="dxa" w:w="1440"/>
+          </w:tcPr>
+          <w:p>
+            <w:r>
+              <w:t>Active</w:t>
+            </w:r>
+          </w:p>
+        </w:tc>
+      </w:tr>
+      <w:tr>
+        <w:tc>
+          <w:tcPr>
+            <w:tcW w:type="dxa" w:w="1440"/>
+          </w:tcPr>
+          <w:p>
+            <w:r>
+              <w:t>FR0026</w:t>
+            </w:r>
+          </w:p>
+        </w:tc>
+        <w:tc>
+          <w:tcPr>
+            <w:tcW w:type="dxa" w:w="1440"/>
+          </w:tcPr>
+          <w:p>
+            <w:r>
+              <w:t>Victor</w:t>
+            </w:r>
+          </w:p>
+        </w:tc>
+        <w:tc>
+          <w:tcPr>
+            <w:tcW w:type="dxa" w:w="1440"/>
+          </w:tcPr>
+          <w:p>
+            <w:r>
+              <w:t>Kannan</w:t>
+            </w:r>
+          </w:p>
+        </w:tc>
+        <w:tc>
+          <w:tcPr>
+            <w:tcW w:type="dxa" w:w="1440"/>
+          </w:tcPr>
+          <w:p>
+            <w:r>
+              <w:t>T001</w:t>
+            </w:r>
+          </w:p>
+        </w:tc>
+        <w:tc>
+          <w:tcPr>
+            <w:tcW w:type="dxa" w:w="1440"/>
+          </w:tcPr>
+          <w:p>
+            <w:r>
+              <w:t>2021-08-31</w:t>
+            </w:r>
+          </w:p>
+        </w:tc>
+        <w:tc>
+          <w:tcPr>
+            <w:tcW w:type="dxa" w:w="1440"/>
+          </w:tcPr>
+          <w:p>
+            <w:r>
+              <w:t>Active</w:t>
+            </w:r>
+          </w:p>
+        </w:tc>
+      </w:tr>
+      <w:tr>
+        <w:tc>
+          <w:tcPr>
+            <w:tcW w:type="dxa" w:w="1440"/>
+          </w:tcPr>
+          <w:p>
+            <w:r>
+              <w:t>FR0027</w:t>
+            </w:r>
+          </w:p>
+        </w:tc>
+        <w:tc>
+          <w:tcPr>
+            <w:tcW w:type="dxa" w:w="1440"/>
+          </w:tcPr>
+          <w:p>
+            <w:r>
+              <w:t>Daniel</w:t>
+            </w:r>
+          </w:p>
+        </w:tc>
+        <w:tc>
+          <w:tcPr>
+            <w:tcW w:type="dxa" w:w="1440"/>
+          </w:tcPr>
+          <w:p>
+            <w:r>
+              <w:t>Karnik</w:t>
+            </w:r>
+          </w:p>
+        </w:tc>
+        <w:tc>
+          <w:tcPr>
+            <w:tcW w:type="dxa" w:w="1440"/>
+          </w:tcPr>
+          <w:p>
+            <w:r>
+              <w:t>T044</w:t>
+            </w:r>
+          </w:p>
+        </w:tc>
+        <w:tc>
+          <w:tcPr>
+            <w:tcW w:type="dxa" w:w="1440"/>
+          </w:tcPr>
+          <w:p>
+            <w:r>
+              <w:t>2021-12-19</w:t>
+            </w:r>
+          </w:p>
+        </w:tc>
+        <w:tc>
+          <w:tcPr>
+            <w:tcW w:type="dxa" w:w="1440"/>
+          </w:tcPr>
+          <w:p>
+            <w:r>
+              <w:t>Active</w:t>
+            </w:r>
+          </w:p>
+        </w:tc>
+      </w:tr>
+      <w:tr>
+        <w:tc>
+          <w:tcPr>
+            <w:tcW w:type="dxa" w:w="1440"/>
+          </w:tcPr>
+          <w:p>
+            <w:r>
+              <w:t>FR0028</w:t>
+            </w:r>
+          </w:p>
+        </w:tc>
+        <w:tc>
+          <w:tcPr>
+            <w:tcW w:type="dxa" w:w="1440"/>
+          </w:tcPr>
+          <w:p>
+            <w:r>
+              <w:t>Azad</w:t>
+            </w:r>
+          </w:p>
+        </w:tc>
+        <w:tc>
+          <w:tcPr>
+            <w:tcW w:type="dxa" w:w="1440"/>
+          </w:tcPr>
+          <w:p>
+            <w:r>
+              <w:t>Narayanan</w:t>
+            </w:r>
+          </w:p>
+        </w:tc>
+        <w:tc>
+          <w:tcPr>
+            <w:tcW w:type="dxa" w:w="1440"/>
+          </w:tcPr>
+          <w:p>
+            <w:r>
+              <w:t>T047</w:t>
+            </w:r>
+          </w:p>
+        </w:tc>
+        <w:tc>
+          <w:tcPr>
+            <w:tcW w:type="dxa" w:w="1440"/>
+          </w:tcPr>
+          <w:p>
+            <w:r>
+              <w:t>2021-12-25</w:t>
+            </w:r>
+          </w:p>
+        </w:tc>
+        <w:tc>
+          <w:tcPr>
+            <w:tcW w:type="dxa" w:w="1440"/>
+          </w:tcPr>
+          <w:p>
+            <w:r>
+              <w:t>Active</w:t>
+            </w:r>
+          </w:p>
+        </w:tc>
+      </w:tr>
+      <w:tr>
+        <w:tc>
+          <w:tcPr>
+            <w:tcW w:type="dxa" w:w="1440"/>
+          </w:tcPr>
+          <w:p>
+            <w:r>
+              <w:t>FR0029</w:t>
+            </w:r>
+          </w:p>
+        </w:tc>
+        <w:tc>
+          <w:tcPr>
+            <w:tcW w:type="dxa" w:w="1440"/>
+          </w:tcPr>
+          <w:p>
+            <w:r>
+              <w:t>Wazir</w:t>
+            </w:r>
+          </w:p>
+        </w:tc>
+        <w:tc>
+          <w:tcPr>
+            <w:tcW w:type="dxa" w:w="1440"/>
+          </w:tcPr>
+          <w:p>
+            <w:r>
+              <w:t>Mallick</w:t>
+            </w:r>
+          </w:p>
+        </w:tc>
+        <w:tc>
+          <w:tcPr>
+            <w:tcW w:type="dxa" w:w="1440"/>
+          </w:tcPr>
+          <w:p>
+            <w:r>
+              <w:t>T008</w:t>
+            </w:r>
+          </w:p>
+        </w:tc>
+        <w:tc>
+          <w:tcPr>
+            <w:tcW w:type="dxa" w:w="1440"/>
+          </w:tcPr>
+          <w:p>
+            <w:r>
+              <w:t>2024-12-22</w:t>
+            </w:r>
+          </w:p>
+        </w:tc>
+        <w:tc>
+          <w:tcPr>
+            <w:tcW w:type="dxa" w:w="1440"/>
+          </w:tcPr>
+          <w:p>
+            <w:r>
+              <w:t>Active</w:t>
+            </w:r>
+          </w:p>
+        </w:tc>
+      </w:tr>
+      <w:tr>
+        <w:tc>
+          <w:tcPr>
+            <w:tcW w:type="dxa" w:w="1440"/>
+          </w:tcPr>
+          <w:p>
+            <w:r>
+              <w:t>FR0030</w:t>
+            </w:r>
+          </w:p>
+        </w:tc>
+        <w:tc>
+          <w:tcPr>
+            <w:tcW w:type="dxa" w:w="1440"/>
+          </w:tcPr>
+          <w:p>
+            <w:r>
+              <w:t>Tanish</w:t>
+            </w:r>
+          </w:p>
+        </w:tc>
+        <w:tc>
+          <w:tcPr>
+            <w:tcW w:type="dxa" w:w="1440"/>
+          </w:tcPr>
+          <w:p>
+            <w:r>
+              <w:t>Zacharia</w:t>
+            </w:r>
+          </w:p>
+        </w:tc>
+        <w:tc>
+          <w:tcPr>
+            <w:tcW w:type="dxa" w:w="1440"/>
+          </w:tcPr>
+          <w:p>
+            <w:r>
+              <w:t>T044</w:t>
+            </w:r>
+          </w:p>
+        </w:tc>
+        <w:tc>
+          <w:tcPr>
+            <w:tcW w:type="dxa" w:w="1440"/>
+          </w:tcPr>
+          <w:p>
+            <w:r>
+              <w:t>2022-04-16</w:t>
             </w:r>
           </w:p>
         </w:tc>
